--- a/00-首页/题组Word/专项卷/二分册/专项卷XII-学生版.docx
+++ b/00-首页/题组Word/专项卷/二分册/专项卷XII-学生版.docx
@@ -1813,41 +1813,77 @@
         <w:rPr>
           <w:rFonts w:ascii="Times New Roman" w:hAnsi="Times New Roman" w:eastAsia="Times New Roman" w:cs="Times New Roman"/>
         </w:rPr>
-        <w:t xml:space="preserve"> Cl</w:t>
-      </w:r>
-      <w:r>
-        <w:rPr>
-          <w:rFonts w:ascii="Times New Roman" w:hAnsi="Times New Roman" w:eastAsia="Times New Roman" w:cs="Times New Roman"/>
-          <w:vertAlign w:val="superscript"/>
-        </w:rPr>
-        <w:t>-</w:t>
-      </w:r>
-      <w:r>
-        <w:rPr>
-          <w:rFonts w:ascii="Times New Roman" w:hAnsi="Times New Roman" w:eastAsia="Times New Roman" w:cs="Times New Roman"/>
-        </w:rPr>
-        <w:t>、Br</w:t>
-      </w:r>
-      <w:r>
-        <w:rPr>
-          <w:rFonts w:ascii="Times New Roman" w:hAnsi="Times New Roman" w:eastAsia="Times New Roman" w:cs="Times New Roman"/>
-          <w:vertAlign w:val="superscript"/>
-        </w:rPr>
-        <w:t>-</w:t>
-      </w:r>
-      <w:r>
-        <w:rPr>
-          <w:rFonts w:ascii="Times New Roman" w:hAnsi="Times New Roman" w:eastAsia="Times New Roman" w:cs="Times New Roman"/>
-        </w:rPr>
-        <w:t>、I</w:t>
-      </w:r>
-      <w:r>
-        <w:rPr>
-          <w:rFonts w:ascii="Times New Roman" w:hAnsi="Times New Roman" w:eastAsia="Times New Roman" w:cs="Times New Roman"/>
-          <w:vertAlign w:val="superscript"/>
-        </w:rPr>
-        <w:t>-</w:t>
-      </w:r>
+        <w:t xml:space="preserve"> </w:t>
+      </w:r>
+      <m:oMath>
+        <m:r>
+          <m:t>C</m:t>
+        </m:r>
+        <m:sSup>
+          <m:e>
+            <m:r>
+              <m:t>l</m:t>
+            </m:r>
+          </m:e>
+          <m:sup>
+            <m:r>
+              <m:rPr>
+                <m:sty m:val="p"/>
+              </m:rPr>
+              <m:t>−</m:t>
+            </m:r>
+          </m:sup>
+        </m:sSup>
+      </m:oMath>
+      <w:r>
+        <w:rPr>
+          <w:rFonts w:ascii="Times New Roman" w:hAnsi="Times New Roman" w:eastAsia="Times New Roman" w:cs="Times New Roman"/>
+        </w:rPr>
+        <w:t xml:space="preserve">、</w:t>
+      </w:r>
+      <m:oMath>
+        <m:r>
+          <m:t>B</m:t>
+        </m:r>
+        <m:sSup>
+          <m:e>
+            <m:r>
+              <m:t>r</m:t>
+            </m:r>
+          </m:e>
+          <m:sup>
+            <m:r>
+              <m:rPr>
+                <m:sty m:val="p"/>
+              </m:rPr>
+              <m:t>−</m:t>
+            </m:r>
+          </m:sup>
+        </m:sSup>
+      </m:oMath>
+      <w:r>
+        <w:rPr>
+          <w:rFonts w:ascii="Times New Roman" w:hAnsi="Times New Roman" w:eastAsia="Times New Roman" w:cs="Times New Roman"/>
+        </w:rPr>
+        <w:t xml:space="preserve">、</w:t>
+      </w:r>
+      <m:oMath>
+        <m:sSup>
+          <m:e>
+            <m:r>
+              <m:t>I</m:t>
+            </m:r>
+          </m:e>
+          <m:sup>
+            <m:r>
+              <m:rPr>
+                <m:sty m:val="p"/>
+              </m:rPr>
+              <m:t>−</m:t>
+            </m:r>
+          </m:sup>
+        </m:sSup>
+      </m:oMath>
       <w:r>
         <w:rPr>
           <w:rFonts w:ascii="Times New Roman" w:hAnsi="Times New Roman" w:eastAsia="Times New Roman" w:cs="Times New Roman"/>
@@ -1876,15 +1912,25 @@
         <w:rPr>
           <w:rFonts w:ascii="Times New Roman" w:hAnsi="Times New Roman" w:eastAsia="Times New Roman" w:cs="Times New Roman"/>
         </w:rPr>
-        <w:t xml:space="preserve"> I</w:t>
-      </w:r>
-      <w:r>
-        <w:rPr>
-          <w:rFonts w:ascii="Times New Roman" w:hAnsi="Times New Roman" w:eastAsia="Times New Roman" w:cs="Times New Roman"/>
-          <w:vertAlign w:val="superscript"/>
-        </w:rPr>
-        <w:t>-</w:t>
-      </w:r>
+        <w:t xml:space="preserve"> </w:t>
+      </w:r>
+      <m:oMath>
+        <m:sSup>
+          <m:e>
+            <m:r>
+              <m:t>I</m:t>
+            </m:r>
+          </m:e>
+          <m:sup>
+            <m:r>
+              <m:rPr>
+                <m:sty m:val="p"/>
+              </m:rPr>
+              <m:t>−</m:t>
+            </m:r>
+          </m:sup>
+        </m:sSup>
+      </m:oMath>
       <w:r>
         <w:rPr>
           <w:rFonts w:ascii="Times New Roman" w:hAnsi="Times New Roman" w:eastAsia="Times New Roman" w:cs="Times New Roman"/>
@@ -1903,19 +1949,20 @@
         </w:rPr>
         <w:t xml:space="preserve"> </w:t>
       </w:r>
-      <w:r>
-        <w:rPr>
-          <w:rFonts w:hint="eastAsia" w:ascii="Times New Roman" w:hAnsi="Times New Roman" w:eastAsia="Times New Roman" w:cs="Times New Roman"/>
-        </w:rPr>
-        <w:t>I</w:t>
-      </w:r>
-      <w:r>
-        <w:rPr>
-          <w:rFonts w:hint="eastAsia" w:ascii="Times New Roman" w:hAnsi="Times New Roman" w:eastAsia="Times New Roman" w:cs="Times New Roman"/>
-          <w:vertAlign w:val="subscript"/>
-        </w:rPr>
-        <w:t>2</w:t>
-      </w:r>
+      <m:oMath>
+        <m:sSub>
+          <m:e>
+            <m:r>
+              <m:t>I</m:t>
+            </m:r>
+          </m:e>
+          <m:sub>
+            <m:r>
+              <m:t>2</m:t>
+            </m:r>
+          </m:sub>
+        </m:sSub>
+      </m:oMath>
       <w:r>
         <w:rPr>
           <w:rFonts w:hint="eastAsia" w:ascii="Times New Roman" w:hAnsi="Times New Roman" w:eastAsia="Times New Roman" w:cs="Times New Roman"/>
@@ -1932,28 +1979,54 @@
         <w:rPr>
           <w:rFonts w:ascii="Times New Roman" w:hAnsi="Times New Roman" w:eastAsia="Times New Roman" w:cs="Times New Roman"/>
         </w:rPr>
-        <w:t xml:space="preserve"> Br</w:t>
-      </w:r>
-      <w:r>
-        <w:rPr>
-          <w:rFonts w:ascii="Times New Roman" w:hAnsi="Times New Roman" w:eastAsia="Times New Roman" w:cs="Times New Roman"/>
-          <w:vertAlign w:val="superscript"/>
-        </w:rPr>
-        <w:t>-</w:t>
-      </w:r>
-      <w:r>
-        <w:rPr>
-          <w:rFonts w:ascii="Times New Roman" w:hAnsi="Times New Roman" w:eastAsia="Times New Roman" w:cs="Times New Roman"/>
-        </w:rPr>
-        <w:t>、Cl</w:t>
-      </w:r>
-      <w:r>
-        <w:rPr>
-          <w:rFonts w:ascii="Times New Roman" w:hAnsi="Times New Roman" w:eastAsia="Times New Roman" w:cs="Times New Roman"/>
-          <w:vertAlign w:val="superscript"/>
-        </w:rPr>
-        <w:t>-</w:t>
-      </w:r>
+        <w:t xml:space="preserve"> </w:t>
+      </w:r>
+      <m:oMath>
+        <m:r>
+          <m:t>B</m:t>
+        </m:r>
+        <m:sSup>
+          <m:e>
+            <m:r>
+              <m:t>r</m:t>
+            </m:r>
+          </m:e>
+          <m:sup>
+            <m:r>
+              <m:rPr>
+                <m:sty m:val="p"/>
+              </m:rPr>
+              <m:t>−</m:t>
+            </m:r>
+          </m:sup>
+        </m:sSup>
+      </m:oMath>
+      <w:r>
+        <w:rPr>
+          <w:rFonts w:ascii="Times New Roman" w:hAnsi="Times New Roman" w:eastAsia="Times New Roman" w:cs="Times New Roman"/>
+        </w:rPr>
+        <w:t xml:space="preserve">、</w:t>
+      </w:r>
+      <m:oMath>
+        <m:r>
+          <m:t>C</m:t>
+        </m:r>
+        <m:sSup>
+          <m:e>
+            <m:r>
+              <m:t>l</m:t>
+            </m:r>
+          </m:e>
+          <m:sup>
+            <m:r>
+              <m:rPr>
+                <m:sty m:val="p"/>
+              </m:rPr>
+              <m:t>−</m:t>
+            </m:r>
+          </m:sup>
+        </m:sSup>
+      </m:oMath>
       <w:r>
         <w:rPr>
           <w:rFonts w:ascii="Times New Roman" w:hAnsi="Times New Roman" w:eastAsia="Times New Roman" w:cs="Times New Roman"/>
@@ -1982,15 +2055,31 @@
         <w:rPr>
           <w:rFonts w:ascii="Times New Roman" w:hAnsi="Times New Roman" w:eastAsia="Times New Roman" w:cs="Times New Roman"/>
         </w:rPr>
-        <w:t xml:space="preserve"> Fe</w:t>
-      </w:r>
-      <w:r>
-        <w:rPr>
-          <w:rFonts w:ascii="Times New Roman" w:hAnsi="Times New Roman" w:eastAsia="Times New Roman" w:cs="Times New Roman"/>
-          <w:vertAlign w:val="superscript"/>
-        </w:rPr>
-        <w:t>3+</w:t>
-      </w:r>
+        <w:t xml:space="preserve"> </w:t>
+      </w:r>
+      <m:oMath>
+        <m:r>
+          <m:t>F</m:t>
+        </m:r>
+        <m:sSup>
+          <m:e>
+            <m:r>
+              <m:t>e</m:t>
+            </m:r>
+          </m:e>
+          <m:sup>
+            <m:r>
+              <m:t>3</m:t>
+            </m:r>
+            <m:r>
+              <m:rPr>
+                <m:sty m:val="p"/>
+              </m:rPr>
+              <m:t>+</m:t>
+            </m:r>
+          </m:sup>
+        </m:sSup>
+      </m:oMath>
       <w:r>
         <w:rPr>
           <w:rFonts w:ascii="Times New Roman" w:hAnsi="Times New Roman" w:eastAsia="Times New Roman" w:cs="Times New Roman"/>
@@ -2007,15 +2096,31 @@
         <w:rPr>
           <w:rFonts w:ascii="Times New Roman" w:hAnsi="Times New Roman" w:eastAsia="Times New Roman" w:cs="Times New Roman"/>
         </w:rPr>
-        <w:t xml:space="preserve"> KMnO</w:t>
-      </w:r>
-      <w:r>
-        <w:rPr>
-          <w:rFonts w:ascii="Times New Roman" w:hAnsi="Times New Roman" w:eastAsia="Times New Roman" w:cs="Times New Roman"/>
-          <w:vertAlign w:val="subscript"/>
-        </w:rPr>
-        <w:t>4</w:t>
-      </w:r>
+        <w:t xml:space="preserve"> </w:t>
+      </w:r>
+      <m:oMath>
+        <m:r>
+          <m:t>K</m:t>
+        </m:r>
+        <m:r>
+          <m:t>M</m:t>
+        </m:r>
+        <m:r>
+          <m:t>n</m:t>
+        </m:r>
+        <m:sSub>
+          <m:e>
+            <m:r>
+              <m:t>O</m:t>
+            </m:r>
+          </m:e>
+          <m:sub>
+            <m:r>
+              <m:t>4</m:t>
+            </m:r>
+          </m:sub>
+        </m:sSub>
+      </m:oMath>
       <w:r>
         <w:rPr>
           <w:rFonts w:ascii="Times New Roman" w:hAnsi="Times New Roman" w:eastAsia="Times New Roman" w:cs="Times New Roman"/>
@@ -5517,15 +5622,31 @@
         <w:rPr>
           <w:rFonts w:hint="eastAsia" w:ascii="Times New Roman" w:hAnsi="Times New Roman" w:eastAsia="Times New Roman" w:cs="Times New Roman"/>
         </w:rPr>
-        <w:t>。Cu</w:t>
-      </w:r>
-      <w:r>
-        <w:rPr>
-          <w:rFonts w:hint="eastAsia" w:ascii="Times New Roman" w:hAnsi="Times New Roman" w:eastAsia="Times New Roman" w:cs="Times New Roman"/>
-          <w:vertAlign w:val="superscript"/>
-        </w:rPr>
-        <w:t>2+</w:t>
-      </w:r>
+        <w:t>。</w:t>
+      </w:r>
+      <m:oMath>
+        <m:r>
+          <m:t>C</m:t>
+        </m:r>
+        <m:sSup>
+          <m:e>
+            <m:r>
+              <m:t>u</m:t>
+            </m:r>
+          </m:e>
+          <m:sup>
+            <m:r>
+              <m:t>2</m:t>
+            </m:r>
+            <m:r>
+              <m:rPr>
+                <m:sty m:val="p"/>
+              </m:rPr>
+              <m:t>+</m:t>
+            </m:r>
+          </m:sup>
+        </m:sSup>
+      </m:oMath>
       <w:r>
         <w:rPr>
           <w:rFonts w:ascii="Times New Roman" w:hAnsi="Times New Roman" w:eastAsia="Times New Roman" w:cs="Times New Roman"/>
@@ -5980,15 +6101,25 @@
         <w:rPr>
           <w:rFonts w:ascii="Times New Roman" w:hAnsi="Times New Roman" w:eastAsia="Times New Roman" w:cs="Times New Roman"/>
         </w:rPr>
-        <w:t xml:space="preserve"> sp</w:t>
-      </w:r>
-      <w:r>
-        <w:rPr>
-          <w:rFonts w:ascii="Times New Roman" w:hAnsi="Times New Roman" w:eastAsia="Times New Roman" w:cs="Times New Roman"/>
-          <w:vertAlign w:val="superscript"/>
-        </w:rPr>
-        <w:t>3</w:t>
-      </w:r>
+        <w:t xml:space="preserve"> </w:t>
+      </w:r>
+      <m:oMath>
+        <m:r>
+          <m:t>s</m:t>
+        </m:r>
+        <m:sSup>
+          <m:e>
+            <m:r>
+              <m:t>p</m:t>
+            </m:r>
+          </m:e>
+          <m:sup>
+            <m:r>
+              <m:t>3</m:t>
+            </m:r>
+          </m:sup>
+        </m:sSup>
+      </m:oMath>
       <w:r>
         <w:rPr>
           <w:rFonts w:ascii="Times New Roman" w:hAnsi="Times New Roman" w:eastAsia="Times New Roman" w:cs="Times New Roman"/>
@@ -6225,15 +6356,25 @@
         <w:rPr>
           <w:rFonts w:ascii="Times New Roman" w:hAnsi="Times New Roman" w:eastAsia="Times New Roman" w:cs="Times New Roman"/>
         </w:rPr>
-        <w:t xml:space="preserve"> NF</w:t>
-      </w:r>
-      <w:r>
-        <w:rPr>
-          <w:rFonts w:ascii="Times New Roman" w:hAnsi="Times New Roman" w:eastAsia="Times New Roman" w:cs="Times New Roman"/>
-          <w:vertAlign w:val="subscript"/>
-        </w:rPr>
-        <w:t>3</w:t>
-      </w:r>
+        <w:t xml:space="preserve"> </w:t>
+      </w:r>
+      <m:oMath>
+        <m:r>
+          <m:t>N</m:t>
+        </m:r>
+        <m:sSub>
+          <m:e>
+            <m:r>
+              <m:t>F</m:t>
+            </m:r>
+          </m:e>
+          <m:sub>
+            <m:r>
+              <m:t>3</m:t>
+            </m:r>
+          </m:sub>
+        </m:sSub>
+      </m:oMath>
       <w:r>
         <w:rPr>
           <w:rFonts w:ascii="Times New Roman" w:hAnsi="Times New Roman" w:eastAsia="Times New Roman" w:cs="Times New Roman"/>
@@ -6250,15 +6391,25 @@
         <w:rPr>
           <w:rFonts w:ascii="Times New Roman" w:hAnsi="Times New Roman" w:eastAsia="Times New Roman" w:cs="Times New Roman"/>
         </w:rPr>
-        <w:t xml:space="preserve"> NH</w:t>
-      </w:r>
-      <w:r>
-        <w:rPr>
-          <w:rFonts w:ascii="Times New Roman" w:hAnsi="Times New Roman" w:eastAsia="Times New Roman" w:cs="Times New Roman"/>
-          <w:vertAlign w:val="subscript"/>
-        </w:rPr>
-        <w:t>3</w:t>
-      </w:r>
+        <w:t xml:space="preserve"> </w:t>
+      </w:r>
+      <m:oMath>
+        <m:r>
+          <m:t>N</m:t>
+        </m:r>
+        <m:sSub>
+          <m:e>
+            <m:r>
+              <m:t>H</m:t>
+            </m:r>
+          </m:e>
+          <m:sub>
+            <m:r>
+              <m:t>3</m:t>
+            </m:r>
+          </m:sub>
+        </m:sSub>
+      </m:oMath>
       <w:r>
         <w:rPr>
           <w:rFonts w:ascii="Times New Roman" w:hAnsi="Times New Roman" w:eastAsia="Times New Roman" w:cs="Times New Roman"/>
@@ -6287,15 +6438,25 @@
         <w:rPr>
           <w:rFonts w:ascii="Times New Roman" w:hAnsi="Times New Roman" w:eastAsia="Times New Roman" w:cs="Times New Roman"/>
         </w:rPr>
-        <w:t xml:space="preserve"> NF</w:t>
-      </w:r>
-      <w:r>
-        <w:rPr>
-          <w:rFonts w:ascii="Times New Roman" w:hAnsi="Times New Roman" w:eastAsia="Times New Roman" w:cs="Times New Roman"/>
-          <w:vertAlign w:val="subscript"/>
-        </w:rPr>
-        <w:t>3</w:t>
-      </w:r>
+        <w:t xml:space="preserve"> </w:t>
+      </w:r>
+      <m:oMath>
+        <m:r>
+          <m:t>N</m:t>
+        </m:r>
+        <m:sSub>
+          <m:e>
+            <m:r>
+              <m:t>F</m:t>
+            </m:r>
+          </m:e>
+          <m:sub>
+            <m:r>
+              <m:t>3</m:t>
+            </m:r>
+          </m:sub>
+        </m:sSub>
+      </m:oMath>
       <w:r>
         <w:rPr>
           <w:rFonts w:ascii="Times New Roman" w:hAnsi="Times New Roman" w:eastAsia="Times New Roman" w:cs="Times New Roman"/>
@@ -6312,15 +6473,31 @@
         <w:rPr>
           <w:rFonts w:ascii="Times New Roman" w:hAnsi="Times New Roman" w:eastAsia="Times New Roman" w:cs="Times New Roman"/>
         </w:rPr>
-        <w:t xml:space="preserve"> Cu</w:t>
-      </w:r>
-      <w:r>
-        <w:rPr>
-          <w:rFonts w:ascii="Times New Roman" w:hAnsi="Times New Roman" w:eastAsia="Times New Roman" w:cs="Times New Roman"/>
-          <w:vertAlign w:val="superscript"/>
-        </w:rPr>
-        <w:t>2+</w:t>
-      </w:r>
+        <w:t xml:space="preserve"> </w:t>
+      </w:r>
+      <m:oMath>
+        <m:r>
+          <m:t>C</m:t>
+        </m:r>
+        <m:sSup>
+          <m:e>
+            <m:r>
+              <m:t>u</m:t>
+            </m:r>
+          </m:e>
+          <m:sup>
+            <m:r>
+              <m:t>2</m:t>
+            </m:r>
+            <m:r>
+              <m:rPr>
+                <m:sty m:val="p"/>
+              </m:rPr>
+              <m:t>+</m:t>
+            </m:r>
+          </m:sup>
+        </m:sSup>
+      </m:oMath>
       <w:r>
         <w:rPr>
           <w:rFonts w:ascii="Times New Roman" w:hAnsi="Times New Roman" w:eastAsia="Times New Roman" w:cs="Times New Roman"/>
@@ -7025,15 +7202,31 @@
         <w:rPr>
           <w:rFonts w:ascii="Times New Roman" w:hAnsi="Times New Roman" w:eastAsia="Times New Roman" w:cs="Times New Roman"/>
         </w:rPr>
-        <w:t xml:space="preserve"> MnCl</w:t>
-      </w:r>
-      <w:r>
-        <w:rPr>
-          <w:rFonts w:ascii="Times New Roman" w:hAnsi="Times New Roman" w:eastAsia="Times New Roman" w:cs="Times New Roman"/>
-          <w:vertAlign w:val="subscript"/>
-        </w:rPr>
-        <w:t>2</w:t>
-      </w:r>
+        <w:t xml:space="preserve"> </w:t>
+      </w:r>
+      <m:oMath>
+        <m:r>
+          <m:t>M</m:t>
+        </m:r>
+        <m:r>
+          <m:t>n</m:t>
+        </m:r>
+        <m:r>
+          <m:t>C</m:t>
+        </m:r>
+        <m:sSub>
+          <m:e>
+            <m:r>
+              <m:t>l</m:t>
+            </m:r>
+          </m:e>
+          <m:sub>
+            <m:r>
+              <m:t>2</m:t>
+            </m:r>
+          </m:sub>
+        </m:sSub>
+      </m:oMath>
       <w:r>
         <w:rPr>
           <w:rFonts w:ascii="Times New Roman" w:hAnsi="Times New Roman" w:eastAsia="Times New Roman" w:cs="Times New Roman"/>
@@ -13856,15 +14049,25 @@
         <w:rPr>
           <w:rFonts w:hint="eastAsia" w:ascii="Times New Roman" w:hAnsi="Times New Roman" w:eastAsia="Times New Roman" w:cs="Times New Roman"/>
         </w:rPr>
-        <w:t>—NH</w:t>
-      </w:r>
-      <w:r>
-        <w:rPr>
-          <w:rFonts w:hint="eastAsia" w:ascii="Times New Roman" w:hAnsi="Times New Roman" w:eastAsia="Times New Roman" w:cs="Times New Roman"/>
-          <w:vertAlign w:val="subscript"/>
-        </w:rPr>
-        <w:t>2</w:t>
-      </w:r>
+        <w:t>—</w:t>
+      </w:r>
+      <m:oMath>
+        <m:r>
+          <m:t>N</m:t>
+        </m:r>
+        <m:sSub>
+          <m:e>
+            <m:r>
+              <m:t>H</m:t>
+            </m:r>
+          </m:e>
+          <m:sub>
+            <m:r>
+              <m:t>2</m:t>
+            </m:r>
+          </m:sub>
+        </m:sSub>
+      </m:oMath>
       <w:r>
         <w:rPr>
           <w:rFonts w:ascii="Times New Roman" w:hAnsi="Times New Roman" w:eastAsia="Times New Roman" w:cs="Times New Roman"/>
@@ -18756,7 +18959,7 @@
     <ns0:name ns0:val="Verbatim Char"/>
     <ns0:basedOn ns0:val="BodyTextChar"/>
     <ns0:rPr>
-      <ns0:rFonts ns0:ascii="Times New Roman" ns0:cs="Times New Roman" ns0:eastAsia="FangSong" ns0:hAnsi="Times New Roman"/>
+      <ns0:rFonts ns0:ascii="SimSun" ns0:cs="SimSun" ns0:eastAsia="SimSun" ns0:hAnsi="SimSun"/>
       <ns0:b ns0:val="0"/>
       <ns0:sz ns0:val="20"/>
     </ns0:rPr>
@@ -18810,7 +19013,7 @@
       <w:wordWrap w:val="off"/>
     </w:pPr>
     <ns0:rPr>
-      <w:rFonts ns0:ascii="Times New Roman" ns0:hAnsi="Times New Roman" ns0:eastAsia="FangSong" ns0:cs="Times New Roman"/>
+      <w:rFonts ns0:ascii="SimSun" ns0:hAnsi="SimSun" ns0:eastAsia="SimSun" ns0:cs="SimSun"/>
     </ns0:rPr>
   </w:style>
   <w:style w:type="character" w:customStyle="1" w:styleId="KeywordTok">

--- a/00-首页/题组Word/专项卷/二分册/专项卷XII-学生版.docx
+++ b/00-首页/题组Word/专项卷/二分册/专项卷XII-学生版.docx
@@ -476,12 +476,53 @@
     <w:p>
       <w:pPr>
         <w:pStyle w:val="BodyText"/>
-      </w:pPr>
-      <w:r>
-        <w:rPr>
-          <w:rFonts w:ascii="Times New Roman" w:hAnsi="Times New Roman" w:eastAsia="Times New Roman" w:cs="Times New Roman"/>
-        </w:rPr>
-        <w:t xml:space="preserve">A. ①④⑥　　B. ①③④⑤⑥　　C. ①③④⑤　　D. </w:t>
+        <w:ind w:left="480" w:hanging="480"/>
+        <w:spacing w:after="0"/>
+      </w:pPr>
+      <w:r>
+        <w:rPr>
+          <w:rFonts w:ascii="Times New Roman" w:hAnsi="Times New Roman" w:eastAsia="Times New Roman" w:cs="Times New Roman"/>
+        </w:rPr>
+        <w:t xml:space="preserve">A. ①④⑥　　</w:t>
+      </w:r>
+    </w:p>
+    <w:p>
+      <w:pPr>
+        <w:pStyle w:val="BodyText"/>
+        <w:ind w:left="480" w:hanging="480"/>
+        <w:spacing w:before="0" w:after="0"/>
+      </w:pPr>
+      <w:r>
+        <w:rPr>
+          <w:rFonts w:ascii="Times New Roman" w:hAnsi="Times New Roman" w:eastAsia="Times New Roman" w:cs="Times New Roman"/>
+        </w:rPr>
+        <w:t xml:space="preserve">B. ①③④⑤⑥　　</w:t>
+      </w:r>
+    </w:p>
+    <w:p>
+      <w:pPr>
+        <w:pStyle w:val="BodyText"/>
+        <w:ind w:left="480" w:hanging="480"/>
+        <w:spacing w:before="0" w:after="0"/>
+      </w:pPr>
+      <w:r>
+        <w:rPr>
+          <w:rFonts w:ascii="Times New Roman" w:hAnsi="Times New Roman" w:eastAsia="Times New Roman" w:cs="Times New Roman"/>
+        </w:rPr>
+        <w:t xml:space="preserve">C. ①③④⑤　　</w:t>
+      </w:r>
+    </w:p>
+    <w:p>
+      <w:pPr>
+        <w:pStyle w:val="BodyText"/>
+        <w:ind w:left="480" w:hanging="480"/>
+        <w:spacing w:before="0" w:after="180"/>
+      </w:pPr>
+      <w:r>
+        <w:rPr>
+          <w:rFonts w:ascii="Times New Roman" w:hAnsi="Times New Roman" w:eastAsia="Times New Roman" w:cs="Times New Roman"/>
+        </w:rPr>
+        <w:t xml:space="preserve">D. </w:t>
       </w:r>
       <w:r>
         <w:rPr>
@@ -489,6 +530,16 @@
         </w:rPr>
         <w:t xml:space="preserve">其他组合</w:t>
       </w:r>
+    </w:p>
+    <w:p>
+      <w:pPr>
+        <w:spacing w:before="0" w:after="0"/>
+      </w:pPr>
+    </w:p>
+    <w:p>
+      <w:pPr>
+        <w:spacing w:before="0" w:after="0"/>
+      </w:pPr>
     </w:p>
     <w:bookmarkEnd w:id="10"/>
     <w:bookmarkStart w:id="11" w:name="第-2-题"/>
@@ -1473,6 +1524,16 @@
         <w:t xml:space="preserve"> 0.9</w:t>
       </w:r>
     </w:p>
+    <w:p>
+      <w:pPr>
+        <w:spacing w:before="0" w:after="0"/>
+      </w:pPr>
+    </w:p>
+    <w:p>
+      <w:pPr>
+        <w:spacing w:before="0" w:after="0"/>
+      </w:pPr>
+    </w:p>
     <w:bookmarkEnd w:id="11"/>
     <w:bookmarkStart w:id="12" w:name="第-3-题"/>
     <w:p>
@@ -1701,6 +1762,16 @@
         </w:rPr>
         <w:t xml:space="preserve">配键数目</w:t>
       </w:r>
+    </w:p>
+    <w:p>
+      <w:pPr>
+        <w:spacing w:before="0" w:after="0"/>
+      </w:pPr>
+    </w:p>
+    <w:p>
+      <w:pPr>
+        <w:spacing w:before="0" w:after="0"/>
+      </w:pPr>
     </w:p>
     <w:bookmarkEnd w:id="12"/>
     <w:bookmarkStart w:id="13" w:name="第-4-题"/>
@@ -2709,6 +2780,31 @@
         </w:rPr>
         <w:t xml:space="preserve">）</w:t>
       </w:r>
+    </w:p>
+    <w:p>
+      <w:pPr>
+        <w:spacing w:before="0" w:after="0"/>
+      </w:pPr>
+    </w:p>
+    <w:p>
+      <w:pPr>
+        <w:spacing w:before="0" w:after="0"/>
+      </w:pPr>
+    </w:p>
+    <w:p>
+      <w:pPr>
+        <w:spacing w:before="0" w:after="0"/>
+      </w:pPr>
+    </w:p>
+    <w:p>
+      <w:pPr>
+        <w:spacing w:before="0" w:after="0"/>
+      </w:pPr>
+    </w:p>
+    <w:p>
+      <w:pPr>
+        <w:spacing w:before="0" w:after="0"/>
+      </w:pPr>
     </w:p>
     <w:bookmarkEnd w:id="13"/>
     <w:bookmarkStart w:id="14" w:name="第-5-题"/>
@@ -3609,6 +3705,31 @@
         <w:t>）。</w:t>
       </w:r>
     </w:p>
+    <w:p>
+      <w:pPr>
+        <w:spacing w:before="0" w:after="0"/>
+      </w:pPr>
+    </w:p>
+    <w:p>
+      <w:pPr>
+        <w:spacing w:before="0" w:after="0"/>
+      </w:pPr>
+    </w:p>
+    <w:p>
+      <w:pPr>
+        <w:spacing w:before="0" w:after="0"/>
+      </w:pPr>
+    </w:p>
+    <w:p>
+      <w:pPr>
+        <w:spacing w:before="0" w:after="0"/>
+      </w:pPr>
+    </w:p>
+    <w:p>
+      <w:pPr>
+        <w:spacing w:before="0" w:after="0"/>
+      </w:pPr>
+    </w:p>
     <w:bookmarkEnd w:id="14"/>
     <w:bookmarkStart w:id="15" w:name="第-6-题"/>
     <w:p>
@@ -4746,6 +4867,31 @@
         </m:oMath>
       </m:oMathPara>
     </w:p>
+    <w:p>
+      <w:pPr>
+        <w:spacing w:before="0" w:after="0"/>
+      </w:pPr>
+    </w:p>
+    <w:p>
+      <w:pPr>
+        <w:spacing w:before="0" w:after="0"/>
+      </w:pPr>
+    </w:p>
+    <w:p>
+      <w:pPr>
+        <w:spacing w:before="0" w:after="0"/>
+      </w:pPr>
+    </w:p>
+    <w:p>
+      <w:pPr>
+        <w:spacing w:before="0" w:after="0"/>
+      </w:pPr>
+    </w:p>
+    <w:p>
+      <w:pPr>
+        <w:spacing w:before="0" w:after="0"/>
+      </w:pPr>
+    </w:p>
     <w:bookmarkEnd w:id="15"/>
     <w:bookmarkStart w:id="16" w:name="第-7-题"/>
     <w:p>
@@ -5401,6 +5547,16 @@
         <w:t xml:space="preserve"> pD = 1.0</w:t>
       </w:r>
     </w:p>
+    <w:p>
+      <w:pPr>
+        <w:spacing w:before="0" w:after="0"/>
+      </w:pPr>
+    </w:p>
+    <w:p>
+      <w:pPr>
+        <w:spacing w:before="0" w:after="0"/>
+      </w:pPr>
+    </w:p>
     <w:bookmarkEnd w:id="16"/>
     <w:bookmarkStart w:id="23" w:name="第-8-题"/>
     <w:p>
@@ -5948,7 +6104,7 @@
         </w:rPr>
         <w:drawing>
           <wp:inline>
-            <wp:extent cx="3600000" cy="2314285"/>
+            <wp:extent cx="3600000" cy="2289401"/>
             <wp:effectExtent b="0" l="0" r="0" t="0"/>
             <wp:docPr descr="" title="" id="18" name="Picture"/>
             <a:graphic>
@@ -5969,7 +6125,7 @@
                   <pic:spPr bwMode="auto">
                     <a:xfrm>
                       <a:off x="0" y="0"/>
-                      <a:ext cx="3600000" cy="2314285"/>
+                      <a:ext cx="3600000" cy="2289401"/>
                     </a:xfrm>
                     <a:prstGeom prst="rect">
                       <a:avLst/>
@@ -6719,6 +6875,16 @@
         <w:t xml:space="preserve">_。</w:t>
       </w:r>
     </w:p>
+    <w:p>
+      <w:pPr>
+        <w:spacing w:before="0" w:after="0"/>
+      </w:pPr>
+    </w:p>
+    <w:p>
+      <w:pPr>
+        <w:spacing w:before="0" w:after="0"/>
+      </w:pPr>
+    </w:p>
     <w:bookmarkEnd w:id="23"/>
     <w:bookmarkStart w:id="24" w:name="第-9-题"/>
     <w:p>
@@ -7008,6 +7174,21 @@
         </w:rPr>
         <w:t>。</w:t>
       </w:r>
+    </w:p>
+    <w:p>
+      <w:pPr>
+        <w:spacing w:before="0" w:after="0"/>
+      </w:pPr>
+    </w:p>
+    <w:p>
+      <w:pPr>
+        <w:spacing w:before="0" w:after="0"/>
+      </w:pPr>
+    </w:p>
+    <w:p>
+      <w:pPr>
+        <w:spacing w:before="0" w:after="0"/>
+      </w:pPr>
     </w:p>
     <w:bookmarkEnd w:id="24"/>
     <w:bookmarkStart w:id="25" w:name="第-10-题"/>
@@ -7777,6 +7958,31 @@
         </w:rPr>
         <w:t xml:space="preserve">。</w:t>
       </w:r>
+    </w:p>
+    <w:p>
+      <w:pPr>
+        <w:spacing w:before="0" w:after="0"/>
+      </w:pPr>
+    </w:p>
+    <w:p>
+      <w:pPr>
+        <w:spacing w:before="0" w:after="0"/>
+      </w:pPr>
+    </w:p>
+    <w:p>
+      <w:pPr>
+        <w:spacing w:before="0" w:after="0"/>
+      </w:pPr>
+    </w:p>
+    <w:p>
+      <w:pPr>
+        <w:spacing w:before="0" w:after="0"/>
+      </w:pPr>
+    </w:p>
+    <w:p>
+      <w:pPr>
+        <w:spacing w:before="0" w:after="0"/>
+      </w:pPr>
     </w:p>
     <w:bookmarkEnd w:id="25"/>
     <w:bookmarkStart w:id="26" w:name="第-11-题"/>
@@ -8352,6 +8558,31 @@
         <w:t>）</w:t>
       </w:r>
     </w:p>
+    <w:p>
+      <w:pPr>
+        <w:spacing w:before="0" w:after="0"/>
+      </w:pPr>
+    </w:p>
+    <w:p>
+      <w:pPr>
+        <w:spacing w:before="0" w:after="0"/>
+      </w:pPr>
+    </w:p>
+    <w:p>
+      <w:pPr>
+        <w:spacing w:before="0" w:after="0"/>
+      </w:pPr>
+    </w:p>
+    <w:p>
+      <w:pPr>
+        <w:spacing w:before="0" w:after="0"/>
+      </w:pPr>
+    </w:p>
+    <w:p>
+      <w:pPr>
+        <w:spacing w:before="0" w:after="0"/>
+      </w:pPr>
+    </w:p>
     <w:bookmarkEnd w:id="27"/>
     <w:bookmarkStart w:id="28" w:name="第-12-题"/>
     <w:p>
@@ -8883,6 +9114,46 @@
         </w:rPr>
         <w:t>。</w:t>
       </w:r>
+    </w:p>
+    <w:p>
+      <w:pPr>
+        <w:spacing w:before="0" w:after="0"/>
+      </w:pPr>
+    </w:p>
+    <w:p>
+      <w:pPr>
+        <w:spacing w:before="0" w:after="0"/>
+      </w:pPr>
+    </w:p>
+    <w:p>
+      <w:pPr>
+        <w:spacing w:before="0" w:after="0"/>
+      </w:pPr>
+    </w:p>
+    <w:p>
+      <w:pPr>
+        <w:spacing w:before="0" w:after="0"/>
+      </w:pPr>
+    </w:p>
+    <w:p>
+      <w:pPr>
+        <w:spacing w:before="0" w:after="0"/>
+      </w:pPr>
+    </w:p>
+    <w:p>
+      <w:pPr>
+        <w:spacing w:before="0" w:after="0"/>
+      </w:pPr>
+    </w:p>
+    <w:p>
+      <w:pPr>
+        <w:spacing w:before="0" w:after="0"/>
+      </w:pPr>
+    </w:p>
+    <w:p>
+      <w:pPr>
+        <w:spacing w:before="0" w:after="0"/>
+      </w:pPr>
     </w:p>
     <w:bookmarkEnd w:id="28"/>
     <w:bookmarkStart w:id="29" w:name="第-13-题"/>
@@ -9442,6 +9713,31 @@
         <w:t>。</w:t>
       </w:r>
     </w:p>
+    <w:p>
+      <w:pPr>
+        <w:spacing w:before="0" w:after="0"/>
+      </w:pPr>
+    </w:p>
+    <w:p>
+      <w:pPr>
+        <w:spacing w:before="0" w:after="0"/>
+      </w:pPr>
+    </w:p>
+    <w:p>
+      <w:pPr>
+        <w:spacing w:before="0" w:after="0"/>
+      </w:pPr>
+    </w:p>
+    <w:p>
+      <w:pPr>
+        <w:spacing w:before="0" w:after="0"/>
+      </w:pPr>
+    </w:p>
+    <w:p>
+      <w:pPr>
+        <w:spacing w:before="0" w:after="0"/>
+      </w:pPr>
+    </w:p>
     <w:bookmarkEnd w:id="29"/>
     <w:bookmarkStart w:id="30" w:name="第-14-题"/>
     <w:p>
@@ -9536,6 +9832,8 @@
     <w:p>
       <w:pPr>
         <w:pStyle w:val="FirstParagraph"/>
+        <w:ind w:left="480" w:hanging="480"/>
+        <w:spacing w:after="0"/>
       </w:pPr>
       <w:r>
         <w:rPr>
@@ -9651,6 +9949,13 @@
         </w:rPr>
         <w:t xml:space="preserve"> </w:t>
       </w:r>
+    </w:p>
+    <w:p>
+      <w:pPr>
+        <w:pStyle w:val="FirstParagraph"/>
+        <w:ind w:left="480" w:hanging="480"/>
+        <w:spacing w:before="0" w:after="0"/>
+      </w:pPr>
       <w:r>
         <w:rPr>
           <w:rFonts w:ascii="Times New Roman" w:hAnsi="Times New Roman" w:eastAsia="Times New Roman" w:cs="Times New Roman"/>
@@ -9693,6 +9998,13 @@
         </w:rPr>
         <w:t xml:space="preserve"> </w:t>
       </w:r>
+    </w:p>
+    <w:p>
+      <w:pPr>
+        <w:pStyle w:val="FirstParagraph"/>
+        <w:ind w:left="480" w:hanging="480"/>
+        <w:spacing w:before="0" w:after="0"/>
+      </w:pPr>
       <w:r>
         <w:rPr>
           <w:rFonts w:ascii="Times New Roman" w:hAnsi="Times New Roman" w:eastAsia="Times New Roman" w:cs="Times New Roman"/>
@@ -9747,6 +10059,13 @@
         </w:rPr>
         <w:t xml:space="preserve"> </w:t>
       </w:r>
+    </w:p>
+    <w:p>
+      <w:pPr>
+        <w:pStyle w:val="FirstParagraph"/>
+        <w:ind w:left="480" w:hanging="480"/>
+        <w:spacing w:before="0" w:after="0"/>
+      </w:pPr>
       <w:r>
         <w:rPr>
           <w:rFonts w:ascii="Times New Roman" w:hAnsi="Times New Roman" w:eastAsia="Times New Roman" w:cs="Times New Roman"/>
@@ -9789,6 +10108,13 @@
         </w:rPr>
         <w:t xml:space="preserve"> </w:t>
       </w:r>
+    </w:p>
+    <w:p>
+      <w:pPr>
+        <w:pStyle w:val="FirstParagraph"/>
+        <w:ind w:left="480" w:hanging="480"/>
+        <w:spacing w:before="0" w:after="180"/>
+      </w:pPr>
       <w:r>
         <w:rPr>
           <w:rFonts w:ascii="Times New Roman" w:hAnsi="Times New Roman" w:eastAsia="Times New Roman" w:cs="Times New Roman"/>
@@ -9837,6 +10163,16 @@
         </w:rPr>
         <w:t>蓝</w:t>
       </w:r>
+    </w:p>
+    <w:p>
+      <w:pPr>
+        <w:spacing w:before="0" w:after="0"/>
+      </w:pPr>
+    </w:p>
+    <w:p>
+      <w:pPr>
+        <w:spacing w:before="0" w:after="0"/>
+      </w:pPr>
     </w:p>
     <w:bookmarkEnd w:id="30"/>
     <w:bookmarkStart w:id="34" w:name="第-15-题"/>
@@ -10187,6 +10523,46 @@
         <w:t>________。</w:t>
       </w:r>
     </w:p>
+    <w:p>
+      <w:pPr>
+        <w:spacing w:before="0" w:after="0"/>
+      </w:pPr>
+    </w:p>
+    <w:p>
+      <w:pPr>
+        <w:spacing w:before="0" w:after="0"/>
+      </w:pPr>
+    </w:p>
+    <w:p>
+      <w:pPr>
+        <w:spacing w:before="0" w:after="0"/>
+      </w:pPr>
+    </w:p>
+    <w:p>
+      <w:pPr>
+        <w:spacing w:before="0" w:after="0"/>
+      </w:pPr>
+    </w:p>
+    <w:p>
+      <w:pPr>
+        <w:spacing w:before="0" w:after="0"/>
+      </w:pPr>
+    </w:p>
+    <w:p>
+      <w:pPr>
+        <w:spacing w:before="0" w:after="0"/>
+      </w:pPr>
+    </w:p>
+    <w:p>
+      <w:pPr>
+        <w:spacing w:before="0" w:after="0"/>
+      </w:pPr>
+    </w:p>
+    <w:p>
+      <w:pPr>
+        <w:spacing w:before="0" w:after="0"/>
+      </w:pPr>
+    </w:p>
     <w:bookmarkEnd w:id="34"/>
     <w:bookmarkStart w:id="35" w:name="第-16-题"/>
     <w:p>
@@ -10786,6 +11162,46 @@
         <w:t>？</w:t>
       </w:r>
     </w:p>
+    <w:p>
+      <w:pPr>
+        <w:spacing w:before="0" w:after="0"/>
+      </w:pPr>
+    </w:p>
+    <w:p>
+      <w:pPr>
+        <w:spacing w:before="0" w:after="0"/>
+      </w:pPr>
+    </w:p>
+    <w:p>
+      <w:pPr>
+        <w:spacing w:before="0" w:after="0"/>
+      </w:pPr>
+    </w:p>
+    <w:p>
+      <w:pPr>
+        <w:spacing w:before="0" w:after="0"/>
+      </w:pPr>
+    </w:p>
+    <w:p>
+      <w:pPr>
+        <w:spacing w:before="0" w:after="0"/>
+      </w:pPr>
+    </w:p>
+    <w:p>
+      <w:pPr>
+        <w:spacing w:before="0" w:after="0"/>
+      </w:pPr>
+    </w:p>
+    <w:p>
+      <w:pPr>
+        <w:spacing w:before="0" w:after="0"/>
+      </w:pPr>
+    </w:p>
+    <w:p>
+      <w:pPr>
+        <w:spacing w:before="0" w:after="0"/>
+      </w:pPr>
+    </w:p>
     <w:bookmarkEnd w:id="35"/>
     <w:bookmarkStart w:id="36" w:name="第-17-题"/>
     <w:p>
@@ -11191,6 +11607,46 @@
         </w:rPr>
         <w:t>。</w:t>
       </w:r>
+    </w:p>
+    <w:p>
+      <w:pPr>
+        <w:spacing w:before="0" w:after="0"/>
+      </w:pPr>
+    </w:p>
+    <w:p>
+      <w:pPr>
+        <w:spacing w:before="0" w:after="0"/>
+      </w:pPr>
+    </w:p>
+    <w:p>
+      <w:pPr>
+        <w:spacing w:before="0" w:after="0"/>
+      </w:pPr>
+    </w:p>
+    <w:p>
+      <w:pPr>
+        <w:spacing w:before="0" w:after="0"/>
+      </w:pPr>
+    </w:p>
+    <w:p>
+      <w:pPr>
+        <w:spacing w:before="0" w:after="0"/>
+      </w:pPr>
+    </w:p>
+    <w:p>
+      <w:pPr>
+        <w:spacing w:before="0" w:after="0"/>
+      </w:pPr>
+    </w:p>
+    <w:p>
+      <w:pPr>
+        <w:spacing w:before="0" w:after="0"/>
+      </w:pPr>
+    </w:p>
+    <w:p>
+      <w:pPr>
+        <w:spacing w:before="0" w:after="0"/>
+      </w:pPr>
     </w:p>
     <w:bookmarkEnd w:id="36"/>
     <w:bookmarkStart w:id="37" w:name="第-18-题"/>
@@ -11946,6 +12402,46 @@
         <w:t>。</w:t>
       </w:r>
     </w:p>
+    <w:p>
+      <w:pPr>
+        <w:spacing w:before="0" w:after="0"/>
+      </w:pPr>
+    </w:p>
+    <w:p>
+      <w:pPr>
+        <w:spacing w:before="0" w:after="0"/>
+      </w:pPr>
+    </w:p>
+    <w:p>
+      <w:pPr>
+        <w:spacing w:before="0" w:after="0"/>
+      </w:pPr>
+    </w:p>
+    <w:p>
+      <w:pPr>
+        <w:spacing w:before="0" w:after="0"/>
+      </w:pPr>
+    </w:p>
+    <w:p>
+      <w:pPr>
+        <w:spacing w:before="0" w:after="0"/>
+      </w:pPr>
+    </w:p>
+    <w:p>
+      <w:pPr>
+        <w:spacing w:before="0" w:after="0"/>
+      </w:pPr>
+    </w:p>
+    <w:p>
+      <w:pPr>
+        <w:spacing w:before="0" w:after="0"/>
+      </w:pPr>
+    </w:p>
+    <w:p>
+      <w:pPr>
+        <w:spacing w:before="0" w:after="0"/>
+      </w:pPr>
+    </w:p>
     <w:bookmarkEnd w:id="37"/>
     <w:bookmarkStart w:id="38" w:name="第-19-题"/>
     <w:p>
@@ -12534,6 +13030,46 @@
         </w:rPr>
         <w:t>。</w:t>
       </w:r>
+    </w:p>
+    <w:p>
+      <w:pPr>
+        <w:spacing w:before="0" w:after="0"/>
+      </w:pPr>
+    </w:p>
+    <w:p>
+      <w:pPr>
+        <w:spacing w:before="0" w:after="0"/>
+      </w:pPr>
+    </w:p>
+    <w:p>
+      <w:pPr>
+        <w:spacing w:before="0" w:after="0"/>
+      </w:pPr>
+    </w:p>
+    <w:p>
+      <w:pPr>
+        <w:spacing w:before="0" w:after="0"/>
+      </w:pPr>
+    </w:p>
+    <w:p>
+      <w:pPr>
+        <w:spacing w:before="0" w:after="0"/>
+      </w:pPr>
+    </w:p>
+    <w:p>
+      <w:pPr>
+        <w:spacing w:before="0" w:after="0"/>
+      </w:pPr>
+    </w:p>
+    <w:p>
+      <w:pPr>
+        <w:spacing w:before="0" w:after="0"/>
+      </w:pPr>
+    </w:p>
+    <w:p>
+      <w:pPr>
+        <w:spacing w:before="0" w:after="0"/>
+      </w:pPr>
     </w:p>
     <w:bookmarkEnd w:id="38"/>
     <w:bookmarkStart w:id="39" w:name="第-20-题"/>
@@ -13422,6 +13958,31 @@
         </w:rPr>
         <w:t>。</w:t>
       </w:r>
+    </w:p>
+    <w:p>
+      <w:pPr>
+        <w:spacing w:before="0" w:after="0"/>
+      </w:pPr>
+    </w:p>
+    <w:p>
+      <w:pPr>
+        <w:spacing w:before="0" w:after="0"/>
+      </w:pPr>
+    </w:p>
+    <w:p>
+      <w:pPr>
+        <w:spacing w:before="0" w:after="0"/>
+      </w:pPr>
+    </w:p>
+    <w:p>
+      <w:pPr>
+        <w:spacing w:before="0" w:after="0"/>
+      </w:pPr>
+    </w:p>
+    <w:p>
+      <w:pPr>
+        <w:spacing w:before="0" w:after="0"/>
+      </w:pPr>
     </w:p>
     <w:bookmarkEnd w:id="39"/>
     <w:bookmarkStart w:id="40" w:name="第-21-题"/>
@@ -14117,6 +14678,46 @@
         <w:t>______。</w:t>
       </w:r>
     </w:p>
+    <w:p>
+      <w:pPr>
+        <w:spacing w:before="0" w:after="0"/>
+      </w:pPr>
+    </w:p>
+    <w:p>
+      <w:pPr>
+        <w:spacing w:before="0" w:after="0"/>
+      </w:pPr>
+    </w:p>
+    <w:p>
+      <w:pPr>
+        <w:spacing w:before="0" w:after="0"/>
+      </w:pPr>
+    </w:p>
+    <w:p>
+      <w:pPr>
+        <w:spacing w:before="0" w:after="0"/>
+      </w:pPr>
+    </w:p>
+    <w:p>
+      <w:pPr>
+        <w:spacing w:before="0" w:after="0"/>
+      </w:pPr>
+    </w:p>
+    <w:p>
+      <w:pPr>
+        <w:spacing w:before="0" w:after="0"/>
+      </w:pPr>
+    </w:p>
+    <w:p>
+      <w:pPr>
+        <w:spacing w:before="0" w:after="0"/>
+      </w:pPr>
+    </w:p>
+    <w:p>
+      <w:pPr>
+        <w:spacing w:before="0" w:after="0"/>
+      </w:pPr>
+    </w:p>
     <w:bookmarkEnd w:id="40"/>
     <w:bookmarkStart w:id="47" w:name="第-22-题"/>
     <w:p>
@@ -14324,7 +14925,7 @@
         </w:rPr>
         <w:drawing>
           <wp:inline>
-            <wp:extent cx="3600000" cy="631265"/>
+            <wp:extent cx="3600000" cy="628288"/>
             <wp:effectExtent b="0" l="0" r="0" t="0"/>
             <wp:docPr descr="" title="" id="45" name="Picture"/>
             <a:graphic>
@@ -14345,7 +14946,7 @@
                   <pic:spPr bwMode="auto">
                     <a:xfrm>
                       <a:off x="0" y="0"/>
-                      <a:ext cx="3600000" cy="631265"/>
+                      <a:ext cx="3600000" cy="628288"/>
                     </a:xfrm>
                     <a:prstGeom prst="rect">
                       <a:avLst/>
@@ -14499,6 +15100,31 @@
         </w:rPr>
         <w:t>。</w:t>
       </w:r>
+    </w:p>
+    <w:p>
+      <w:pPr>
+        <w:spacing w:before="0" w:after="0"/>
+      </w:pPr>
+    </w:p>
+    <w:p>
+      <w:pPr>
+        <w:spacing w:before="0" w:after="0"/>
+      </w:pPr>
+    </w:p>
+    <w:p>
+      <w:pPr>
+        <w:spacing w:before="0" w:after="0"/>
+      </w:pPr>
+    </w:p>
+    <w:p>
+      <w:pPr>
+        <w:spacing w:before="0" w:after="0"/>
+      </w:pPr>
+    </w:p>
+    <w:p>
+      <w:pPr>
+        <w:spacing w:before="0" w:after="0"/>
+      </w:pPr>
     </w:p>
     <w:bookmarkEnd w:id="47"/>
     <w:bookmarkStart w:id="51" w:name="第-23-题"/>
@@ -15763,6 +16389,21 @@
         </w:drawing>
       </w:r>
     </w:p>
+    <w:p>
+      <w:pPr>
+        <w:spacing w:before="0" w:after="0"/>
+      </w:pPr>
+    </w:p>
+    <w:p>
+      <w:pPr>
+        <w:spacing w:before="0" w:after="0"/>
+      </w:pPr>
+    </w:p>
+    <w:p>
+      <w:pPr>
+        <w:spacing w:before="0" w:after="0"/>
+      </w:pPr>
+    </w:p>
     <w:bookmarkEnd w:id="51"/>
     <w:bookmarkStart w:id="55" w:name="第-24-题"/>
     <w:p>
@@ -16145,7 +16786,7 @@
         </w:rPr>
         <w:drawing>
           <wp:inline>
-            <wp:extent cx="3600000" cy="1779545"/>
+            <wp:extent cx="3574431" cy="1779545"/>
             <wp:effectExtent b="0" l="0" r="0" t="0"/>
             <wp:docPr descr="" title="" id="53" name="Picture"/>
             <a:graphic>
@@ -16166,7 +16807,7 @@
                   <pic:spPr bwMode="auto">
                     <a:xfrm>
                       <a:off x="0" y="0"/>
-                      <a:ext cx="3600000" cy="1779545"/>
+                      <a:ext cx="3574431" cy="1779545"/>
                     </a:xfrm>
                     <a:prstGeom prst="rect">
                       <a:avLst/>
@@ -16260,6 +16901,46 @@
         </w:rPr>
         <w:t>。</w:t>
       </w:r>
+    </w:p>
+    <w:p>
+      <w:pPr>
+        <w:spacing w:before="0" w:after="0"/>
+      </w:pPr>
+    </w:p>
+    <w:p>
+      <w:pPr>
+        <w:spacing w:before="0" w:after="0"/>
+      </w:pPr>
+    </w:p>
+    <w:p>
+      <w:pPr>
+        <w:spacing w:before="0" w:after="0"/>
+      </w:pPr>
+    </w:p>
+    <w:p>
+      <w:pPr>
+        <w:spacing w:before="0" w:after="0"/>
+      </w:pPr>
+    </w:p>
+    <w:p>
+      <w:pPr>
+        <w:spacing w:before="0" w:after="0"/>
+      </w:pPr>
+    </w:p>
+    <w:p>
+      <w:pPr>
+        <w:spacing w:before="0" w:after="0"/>
+      </w:pPr>
+    </w:p>
+    <w:p>
+      <w:pPr>
+        <w:spacing w:before="0" w:after="0"/>
+      </w:pPr>
+    </w:p>
+    <w:p>
+      <w:pPr>
+        <w:spacing w:before="0" w:after="0"/>
+      </w:pPr>
     </w:p>
     <w:bookmarkEnd w:id="55"/>
     <w:bookmarkStart w:id="62" w:name="第-25-题"/>
@@ -16879,7 +17560,7 @@
         </w:rPr>
         <w:drawing>
           <wp:inline>
-            <wp:extent cx="2438400" cy="1625600"/>
+            <wp:extent cx="2365711" cy="1625600"/>
             <wp:effectExtent b="0" l="0" r="0" t="0"/>
             <wp:docPr descr="" title="" id="60" name="Picture"/>
             <a:graphic>
@@ -16900,7 +17581,7 @@
                   <pic:spPr bwMode="auto">
                     <a:xfrm>
                       <a:off x="0" y="0"/>
-                      <a:ext cx="2438400" cy="1625600"/>
+                      <a:ext cx="2365711" cy="1625600"/>
                     </a:xfrm>
                     <a:prstGeom prst="rect">
                       <a:avLst/>
@@ -16918,6 +17599,46 @@
           </wp:inline>
         </w:drawing>
       </w:r>
+    </w:p>
+    <w:p>
+      <w:pPr>
+        <w:spacing w:before="0" w:after="0"/>
+      </w:pPr>
+    </w:p>
+    <w:p>
+      <w:pPr>
+        <w:spacing w:before="0" w:after="0"/>
+      </w:pPr>
+    </w:p>
+    <w:p>
+      <w:pPr>
+        <w:spacing w:before="0" w:after="0"/>
+      </w:pPr>
+    </w:p>
+    <w:p>
+      <w:pPr>
+        <w:spacing w:before="0" w:after="0"/>
+      </w:pPr>
+    </w:p>
+    <w:p>
+      <w:pPr>
+        <w:spacing w:before="0" w:after="0"/>
+      </w:pPr>
+    </w:p>
+    <w:p>
+      <w:pPr>
+        <w:spacing w:before="0" w:after="0"/>
+      </w:pPr>
+    </w:p>
+    <w:p>
+      <w:pPr>
+        <w:spacing w:before="0" w:after="0"/>
+      </w:pPr>
+    </w:p>
+    <w:p>
+      <w:pPr>
+        <w:spacing w:before="0" w:after="0"/>
+      </w:pPr>
     </w:p>
     <w:p>
       <w:pPr>

--- a/00-首页/题组Word/专项卷/二分册/专项卷XII-学生版.docx
+++ b/00-首页/题组Word/专项卷/二分册/专项卷XII-学生版.docx
@@ -15566,7 +15566,7 @@
                       </m:e>
                       <m:lim>
                         <m:r>
-                          <m:t>​</m:t>
+                          <m:t xml:space="preserve"> </m:t>
                         </m:r>
                       </m:lim>
                     </m:limUpp>
@@ -15982,7 +15982,7 @@
                       </m:e>
                       <m:lim>
                         <m:r>
-                          <m:t>​</m:t>
+                          <m:t xml:space="preserve"> </m:t>
                         </m:r>
                       </m:lim>
                     </m:limUpp>

--- a/00-首页/题组Word/专项卷/二分册/专项卷XII-学生版.docx
+++ b/00-首页/题组Word/专项卷/二分册/专项卷XII-学生版.docx
@@ -476,8 +476,8 @@
     <w:p>
       <w:pPr>
         <w:pStyle w:val="BodyText"/>
+        <w:spacing w:before="0" w:after="0"/>
         <w:ind w:left="480" w:hanging="480"/>
-        <w:spacing w:after="0"/>
       </w:pPr>
       <w:r>
         <w:rPr>
@@ -489,34 +489,34 @@
     <w:p>
       <w:pPr>
         <w:pStyle w:val="BodyText"/>
+        <w:spacing w:before="0" w:after="0"/>
         <w:ind w:left="480" w:hanging="480"/>
+      </w:pPr>
+      <w:r>
+        <w:rPr>
+          <w:rFonts w:ascii="Times New Roman" w:hAnsi="Times New Roman" w:eastAsia="Times New Roman" w:cs="Times New Roman"/>
+        </w:rPr>
+        <w:t xml:space="preserve">B. ①③④⑤⑥　　</w:t>
+      </w:r>
+    </w:p>
+    <w:p>
+      <w:pPr>
+        <w:pStyle w:val="BodyText"/>
         <w:spacing w:before="0" w:after="0"/>
-      </w:pPr>
-      <w:r>
-        <w:rPr>
-          <w:rFonts w:ascii="Times New Roman" w:hAnsi="Times New Roman" w:eastAsia="Times New Roman" w:cs="Times New Roman"/>
-        </w:rPr>
-        <w:t xml:space="preserve">B. ①③④⑤⑥　　</w:t>
+        <w:ind w:left="480" w:hanging="480"/>
+      </w:pPr>
+      <w:r>
+        <w:rPr>
+          <w:rFonts w:ascii="Times New Roman" w:hAnsi="Times New Roman" w:eastAsia="Times New Roman" w:cs="Times New Roman"/>
+        </w:rPr>
+        <w:t xml:space="preserve">C. ①③④⑤　　</w:t>
       </w:r>
     </w:p>
     <w:p>
       <w:pPr>
         <w:pStyle w:val="BodyText"/>
+        <w:spacing w:before="0" w:after="0"/>
         <w:ind w:left="480" w:hanging="480"/>
-        <w:spacing w:before="0" w:after="0"/>
-      </w:pPr>
-      <w:r>
-        <w:rPr>
-          <w:rFonts w:ascii="Times New Roman" w:hAnsi="Times New Roman" w:eastAsia="Times New Roman" w:cs="Times New Roman"/>
-        </w:rPr>
-        <w:t xml:space="preserve">C. ①③④⑤　　</w:t>
-      </w:r>
-    </w:p>
-    <w:p>
-      <w:pPr>
-        <w:pStyle w:val="BodyText"/>
-        <w:ind w:left="480" w:hanging="480"/>
-        <w:spacing w:before="0" w:after="180"/>
       </w:pPr>
       <w:r>
         <w:rPr>
@@ -889,6 +889,14 @@
       <w:tblPr>
         <w:tblStyle w:val="Table"/>
         <w:tblW w:type="auto" w:w="0"/>
+        <w:tblBorders>
+          <w:top w:val="single" w:sz="12" w:space="0" w:color="000000"/>
+          <w:left w:val="none" w:sz="0" w:space="0" w:color="auto"/>
+          <w:bottom w:val="single" w:sz="12" w:space="0" w:color="000000"/>
+          <w:right w:val="none" w:sz="0" w:space="0" w:color="auto"/>
+          <w:insideH w:val="none" w:sz="0" w:space="0" w:color="auto"/>
+          <w:insideV w:val="none" w:sz="0" w:space="0" w:color="auto"/>
+        </w:tblBorders>
         <w:tblLook w:firstRow="1" w:lastRow="0" w:firstColumn="0" w:lastColumn="0" w:noHBand="0" w:noVBand="0" w:val="0020"/>
       </w:tblPr>
       <w:tblGrid>
@@ -904,7 +912,11 @@
           <w:tblHeader w:val="on"/>
         </w:trPr>
         <w:tc>
-          <w:tcPr/>
+          <w:tcPr>
+            <w:tcBorders>
+              <w:bottom w:val="single" w:sz="8" w:space="0" w:color="000000"/>
+            </w:tcBorders>
+          </w:tcPr>
           <w:p>
             <w:pPr>
               <w:pStyle w:val="Compact"/>
@@ -920,7 +932,11 @@
           </w:p>
         </w:tc>
         <w:tc>
-          <w:tcPr/>
+          <w:tcPr>
+            <w:tcBorders>
+              <w:bottom w:val="single" w:sz="8" w:space="0" w:color="000000"/>
+            </w:tcBorders>
+          </w:tcPr>
           <w:p>
             <w:pPr>
               <w:pStyle w:val="Compact"/>
@@ -936,7 +952,11 @@
           </w:p>
         </w:tc>
         <w:tc>
-          <w:tcPr/>
+          <w:tcPr>
+            <w:tcBorders>
+              <w:bottom w:val="single" w:sz="8" w:space="0" w:color="000000"/>
+            </w:tcBorders>
+          </w:tcPr>
           <w:p>
             <w:pPr>
               <w:pStyle w:val="Compact"/>
@@ -952,7 +972,11 @@
           </w:p>
         </w:tc>
         <w:tc>
-          <w:tcPr/>
+          <w:tcPr>
+            <w:tcBorders>
+              <w:bottom w:val="single" w:sz="8" w:space="0" w:color="000000"/>
+            </w:tcBorders>
+          </w:tcPr>
           <w:p>
             <w:pPr>
               <w:pStyle w:val="Compact"/>
@@ -968,7 +992,11 @@
           </w:p>
         </w:tc>
         <w:tc>
-          <w:tcPr/>
+          <w:tcPr>
+            <w:tcBorders>
+              <w:bottom w:val="single" w:sz="8" w:space="0" w:color="000000"/>
+            </w:tcBorders>
+          </w:tcPr>
           <w:p>
             <w:pPr>
               <w:pStyle w:val="Compact"/>
@@ -984,7 +1012,11 @@
           </w:p>
         </w:tc>
         <w:tc>
-          <w:tcPr/>
+          <w:tcPr>
+            <w:tcBorders>
+              <w:bottom w:val="single" w:sz="8" w:space="0" w:color="000000"/>
+            </w:tcBorders>
+          </w:tcPr>
           <w:p>
             <w:pPr>
               <w:pStyle w:val="Compact"/>
@@ -1138,6 +1170,7 @@
     <w:p>
       <w:pPr>
         <w:pStyle w:val="BodyText"/>
+        <w:spacing w:before="0" w:after="0"/>
       </w:pPr>
       <w:r>
         <w:rPr>
@@ -1155,6 +1188,7 @@
     <w:p>
       <w:pPr>
         <w:pStyle w:val="BodyText"/>
+        <w:spacing w:before="0" w:after="0"/>
       </w:pPr>
       <w:r>
         <w:rPr>
@@ -1184,6 +1218,7 @@
     <w:p>
       <w:pPr>
         <w:pStyle w:val="BodyText"/>
+        <w:spacing w:before="0" w:after="0"/>
       </w:pPr>
       <w:r>
         <w:rPr>
@@ -1437,6 +1472,7 @@
     <w:p>
       <w:pPr>
         <w:pStyle w:val="BodyText"/>
+        <w:spacing w:before="0" w:after="0"/>
       </w:pPr>
       <w:r>
         <w:rPr>
@@ -1675,6 +1711,7 @@
     <w:p>
       <w:pPr>
         <w:pStyle w:val="BodyText"/>
+        <w:spacing w:before="0" w:after="0"/>
       </w:pPr>
       <w:r>
         <w:rPr>
@@ -1692,6 +1729,7 @@
     <w:p>
       <w:pPr>
         <w:pStyle w:val="BodyText"/>
+        <w:spacing w:before="0" w:after="0"/>
       </w:pPr>
       <w:r>
         <w:rPr>
@@ -1709,6 +1747,7 @@
     <w:p>
       <w:pPr>
         <w:pStyle w:val="BodyText"/>
+        <w:spacing w:before="0" w:after="0"/>
       </w:pPr>
       <w:r>
         <w:rPr>
@@ -1726,6 +1765,7 @@
     <w:p>
       <w:pPr>
         <w:pStyle w:val="BodyText"/>
+        <w:spacing w:before="0" w:after="0"/>
       </w:pPr>
       <w:r>
         <w:rPr>
@@ -5249,6 +5289,7 @@
     <w:p>
       <w:pPr>
         <w:pStyle w:val="BodyText"/>
+        <w:spacing w:before="0" w:after="0"/>
       </w:pPr>
       <w:r>
         <w:rPr>
@@ -5272,6 +5313,7 @@
     <w:p>
       <w:pPr>
         <w:pStyle w:val="BodyText"/>
+        <w:spacing w:before="0" w:after="0"/>
       </w:pPr>
       <w:r>
         <w:rPr>
@@ -5350,6 +5392,7 @@
     <w:p>
       <w:pPr>
         <w:pStyle w:val="BodyText"/>
+        <w:spacing w:before="0" w:after="0"/>
       </w:pPr>
       <w:r>
         <w:rPr>
@@ -5428,6 +5471,7 @@
     <w:p>
       <w:pPr>
         <w:pStyle w:val="BodyText"/>
+        <w:spacing w:before="0" w:after="0"/>
       </w:pPr>
       <w:r>
         <w:rPr>
@@ -6228,6 +6272,7 @@
     <w:p>
       <w:pPr>
         <w:pStyle w:val="BodyText"/>
+        <w:spacing w:before="0" w:after="0"/>
       </w:pPr>
       <w:r>
         <w:rPr>
@@ -6292,6 +6337,7 @@
     <w:p>
       <w:pPr>
         <w:pStyle w:val="BodyText"/>
+        <w:spacing w:before="0" w:after="0"/>
       </w:pPr>
       <w:r>
         <w:rPr>
@@ -6333,6 +6379,7 @@
     <w:p>
       <w:pPr>
         <w:pStyle w:val="BodyText"/>
+        <w:spacing w:before="0" w:after="0"/>
       </w:pPr>
       <w:r>
         <w:rPr>
@@ -6362,6 +6409,7 @@
     <w:p>
       <w:pPr>
         <w:pStyle w:val="BodyText"/>
+        <w:spacing w:before="0" w:after="0"/>
       </w:pPr>
       <w:r>
         <w:rPr>
@@ -9832,8 +9880,8 @@
     <w:p>
       <w:pPr>
         <w:pStyle w:val="FirstParagraph"/>
+        <w:spacing w:before="0" w:after="0"/>
         <w:ind w:left="480" w:hanging="480"/>
-        <w:spacing w:after="0"/>
       </w:pPr>
       <w:r>
         <w:rPr>
@@ -9953,20 +10001,69 @@
     <w:p>
       <w:pPr>
         <w:pStyle w:val="FirstParagraph"/>
+        <w:spacing w:before="0" w:after="0"/>
         <w:ind w:left="480" w:hanging="480"/>
+      </w:pPr>
+      <w:r>
+        <w:rPr>
+          <w:rFonts w:ascii="Times New Roman" w:hAnsi="Times New Roman" w:eastAsia="Times New Roman" w:cs="Times New Roman"/>
+        </w:rPr>
+        <w:t xml:space="preserve">A. </w:t>
+      </w:r>
+      <w:r>
+        <w:rPr>
+          <w:rFonts w:hint="eastAsia" w:ascii="Times New Roman" w:hAnsi="Times New Roman" w:eastAsia="FangSong" w:cs="Times New Roman"/>
+        </w:rPr>
+        <w:t>液体分两层</w:t>
+      </w:r>
+      <w:r>
+        <w:rPr>
+          <w:rFonts w:hint="eastAsia" w:ascii="Times New Roman" w:hAnsi="Times New Roman" w:eastAsia="Times New Roman" w:cs="Times New Roman"/>
+        </w:rPr>
+        <w:t>，</w:t>
+      </w:r>
+      <w:r>
+        <w:rPr>
+          <w:rFonts w:hint="eastAsia" w:ascii="Times New Roman" w:hAnsi="Times New Roman" w:eastAsia="FangSong" w:cs="Times New Roman"/>
+        </w:rPr>
+        <w:t>石蕊层仍为紫色</w:t>
+      </w:r>
+      <w:r>
+        <w:rPr>
+          <w:rFonts w:hint="eastAsia" w:ascii="Times New Roman" w:hAnsi="Times New Roman" w:eastAsia="Times New Roman" w:cs="Times New Roman"/>
+        </w:rPr>
+        <w:t>，</w:t>
+      </w:r>
+      <w:r>
+        <w:rPr>
+          <w:rFonts w:hint="eastAsia" w:ascii="Times New Roman" w:hAnsi="Times New Roman" w:eastAsia="FangSong" w:cs="Times New Roman"/>
+        </w:rPr>
+        <w:t>有机层呈无色</w:t>
+      </w:r>
+      <w:r>
+        <w:rPr>
+          <w:rFonts w:ascii="Times New Roman" w:hAnsi="Times New Roman" w:eastAsia="Times New Roman" w:cs="Times New Roman"/>
+        </w:rPr>
+        <w:t xml:space="preserve"> </w:t>
+      </w:r>
+    </w:p>
+    <w:p>
+      <w:pPr>
+        <w:pStyle w:val="FirstParagraph"/>
         <w:spacing w:before="0" w:after="0"/>
-      </w:pPr>
-      <w:r>
-        <w:rPr>
-          <w:rFonts w:ascii="Times New Roman" w:hAnsi="Times New Roman" w:eastAsia="Times New Roman" w:cs="Times New Roman"/>
-        </w:rPr>
-        <w:t xml:space="preserve">A. </w:t>
-      </w:r>
-      <w:r>
-        <w:rPr>
-          <w:rFonts w:hint="eastAsia" w:ascii="Times New Roman" w:hAnsi="Times New Roman" w:eastAsia="FangSong" w:cs="Times New Roman"/>
-        </w:rPr>
-        <w:t>液体分两层</w:t>
+        <w:ind w:left="480" w:hanging="480"/>
+      </w:pPr>
+      <w:r>
+        <w:rPr>
+          <w:rFonts w:ascii="Times New Roman" w:hAnsi="Times New Roman" w:eastAsia="Times New Roman" w:cs="Times New Roman"/>
+        </w:rPr>
+        <w:t xml:space="preserve">B. </w:t>
+      </w:r>
+      <w:r>
+        <w:rPr>
+          <w:rFonts w:hint="eastAsia" w:ascii="Times New Roman" w:hAnsi="Times New Roman" w:eastAsia="FangSong" w:cs="Times New Roman"/>
+        </w:rPr>
+        <w:t>石蕊层为三层环</w:t>
       </w:r>
       <w:r>
         <w:rPr>
@@ -9978,7 +10075,56 @@
         <w:rPr>
           <w:rFonts w:hint="eastAsia" w:ascii="Times New Roman" w:hAnsi="Times New Roman" w:eastAsia="FangSong" w:cs="Times New Roman"/>
         </w:rPr>
-        <w:t>石蕊层仍为紫色</w:t>
+        <w:t>由上而下是蓝</w:t>
+      </w:r>
+      <w:r>
+        <w:rPr>
+          <w:rFonts w:hint="eastAsia" w:ascii="Times New Roman" w:hAnsi="Times New Roman" w:eastAsia="Times New Roman" w:cs="Times New Roman"/>
+        </w:rPr>
+        <w:t>、</w:t>
+      </w:r>
+      <w:r>
+        <w:rPr>
+          <w:rFonts w:hint="eastAsia" w:ascii="Times New Roman" w:hAnsi="Times New Roman" w:eastAsia="FangSong" w:cs="Times New Roman"/>
+        </w:rPr>
+        <w:t>紫</w:t>
+      </w:r>
+      <w:r>
+        <w:rPr>
+          <w:rFonts w:hint="eastAsia" w:ascii="Times New Roman" w:hAnsi="Times New Roman" w:eastAsia="Times New Roman" w:cs="Times New Roman"/>
+        </w:rPr>
+        <w:t>、</w:t>
+      </w:r>
+      <w:r>
+        <w:rPr>
+          <w:rFonts w:hint="eastAsia" w:ascii="Times New Roman" w:hAnsi="Times New Roman" w:eastAsia="FangSong" w:cs="Times New Roman"/>
+        </w:rPr>
+        <w:t>红色</w:t>
+      </w:r>
+      <w:r>
+        <w:rPr>
+          <w:rFonts w:ascii="Times New Roman" w:hAnsi="Times New Roman" w:eastAsia="Times New Roman" w:cs="Times New Roman"/>
+        </w:rPr>
+        <w:t xml:space="preserve"> </w:t>
+      </w:r>
+    </w:p>
+    <w:p>
+      <w:pPr>
+        <w:pStyle w:val="FirstParagraph"/>
+        <w:spacing w:before="0" w:after="0"/>
+        <w:ind w:left="480" w:hanging="480"/>
+      </w:pPr>
+      <w:r>
+        <w:rPr>
+          <w:rFonts w:ascii="Times New Roman" w:hAnsi="Times New Roman" w:eastAsia="Times New Roman" w:cs="Times New Roman"/>
+        </w:rPr>
+        <w:t xml:space="preserve">C. </w:t>
+      </w:r>
+      <w:r>
+        <w:rPr>
+          <w:rFonts w:hint="eastAsia" w:ascii="Times New Roman" w:hAnsi="Times New Roman" w:eastAsia="FangSong" w:cs="Times New Roman"/>
+        </w:rPr>
+        <w:t>石蕊层有两层</w:t>
       </w:r>
       <w:r>
         <w:rPr>
@@ -9990,7 +10136,19 @@
         <w:rPr>
           <w:rFonts w:hint="eastAsia" w:ascii="Times New Roman" w:hAnsi="Times New Roman" w:eastAsia="FangSong" w:cs="Times New Roman"/>
         </w:rPr>
-        <w:t>有机层呈无色</w:t>
+        <w:t>上层为紫色</w:t>
+      </w:r>
+      <w:r>
+        <w:rPr>
+          <w:rFonts w:hint="eastAsia" w:ascii="Times New Roman" w:hAnsi="Times New Roman" w:eastAsia="Times New Roman" w:cs="Times New Roman"/>
+        </w:rPr>
+        <w:t>，</w:t>
+      </w:r>
+      <w:r>
+        <w:rPr>
+          <w:rFonts w:hint="eastAsia" w:ascii="Times New Roman" w:hAnsi="Times New Roman" w:eastAsia="FangSong" w:cs="Times New Roman"/>
+        </w:rPr>
+        <w:t>下层为蓝色</w:t>
       </w:r>
       <w:r>
         <w:rPr>
@@ -10002,118 +10160,8 @@
     <w:p>
       <w:pPr>
         <w:pStyle w:val="FirstParagraph"/>
+        <w:spacing w:before="0" w:after="0"/>
         <w:ind w:left="480" w:hanging="480"/>
-        <w:spacing w:before="0" w:after="0"/>
-      </w:pPr>
-      <w:r>
-        <w:rPr>
-          <w:rFonts w:ascii="Times New Roman" w:hAnsi="Times New Roman" w:eastAsia="Times New Roman" w:cs="Times New Roman"/>
-        </w:rPr>
-        <w:t xml:space="preserve">B. </w:t>
-      </w:r>
-      <w:r>
-        <w:rPr>
-          <w:rFonts w:hint="eastAsia" w:ascii="Times New Roman" w:hAnsi="Times New Roman" w:eastAsia="FangSong" w:cs="Times New Roman"/>
-        </w:rPr>
-        <w:t>石蕊层为三层环</w:t>
-      </w:r>
-      <w:r>
-        <w:rPr>
-          <w:rFonts w:hint="eastAsia" w:ascii="Times New Roman" w:hAnsi="Times New Roman" w:eastAsia="Times New Roman" w:cs="Times New Roman"/>
-        </w:rPr>
-        <w:t>，</w:t>
-      </w:r>
-      <w:r>
-        <w:rPr>
-          <w:rFonts w:hint="eastAsia" w:ascii="Times New Roman" w:hAnsi="Times New Roman" w:eastAsia="FangSong" w:cs="Times New Roman"/>
-        </w:rPr>
-        <w:t>由上而下是蓝</w:t>
-      </w:r>
-      <w:r>
-        <w:rPr>
-          <w:rFonts w:hint="eastAsia" w:ascii="Times New Roman" w:hAnsi="Times New Roman" w:eastAsia="Times New Roman" w:cs="Times New Roman"/>
-        </w:rPr>
-        <w:t>、</w:t>
-      </w:r>
-      <w:r>
-        <w:rPr>
-          <w:rFonts w:hint="eastAsia" w:ascii="Times New Roman" w:hAnsi="Times New Roman" w:eastAsia="FangSong" w:cs="Times New Roman"/>
-        </w:rPr>
-        <w:t>紫</w:t>
-      </w:r>
-      <w:r>
-        <w:rPr>
-          <w:rFonts w:hint="eastAsia" w:ascii="Times New Roman" w:hAnsi="Times New Roman" w:eastAsia="Times New Roman" w:cs="Times New Roman"/>
-        </w:rPr>
-        <w:t>、</w:t>
-      </w:r>
-      <w:r>
-        <w:rPr>
-          <w:rFonts w:hint="eastAsia" w:ascii="Times New Roman" w:hAnsi="Times New Roman" w:eastAsia="FangSong" w:cs="Times New Roman"/>
-        </w:rPr>
-        <w:t>红色</w:t>
-      </w:r>
-      <w:r>
-        <w:rPr>
-          <w:rFonts w:ascii="Times New Roman" w:hAnsi="Times New Roman" w:eastAsia="Times New Roman" w:cs="Times New Roman"/>
-        </w:rPr>
-        <w:t xml:space="preserve"> </w:t>
-      </w:r>
-    </w:p>
-    <w:p>
-      <w:pPr>
-        <w:pStyle w:val="FirstParagraph"/>
-        <w:ind w:left="480" w:hanging="480"/>
-        <w:spacing w:before="0" w:after="0"/>
-      </w:pPr>
-      <w:r>
-        <w:rPr>
-          <w:rFonts w:ascii="Times New Roman" w:hAnsi="Times New Roman" w:eastAsia="Times New Roman" w:cs="Times New Roman"/>
-        </w:rPr>
-        <w:t xml:space="preserve">C. </w:t>
-      </w:r>
-      <w:r>
-        <w:rPr>
-          <w:rFonts w:hint="eastAsia" w:ascii="Times New Roman" w:hAnsi="Times New Roman" w:eastAsia="FangSong" w:cs="Times New Roman"/>
-        </w:rPr>
-        <w:t>石蕊层有两层</w:t>
-      </w:r>
-      <w:r>
-        <w:rPr>
-          <w:rFonts w:hint="eastAsia" w:ascii="Times New Roman" w:hAnsi="Times New Roman" w:eastAsia="Times New Roman" w:cs="Times New Roman"/>
-        </w:rPr>
-        <w:t>，</w:t>
-      </w:r>
-      <w:r>
-        <w:rPr>
-          <w:rFonts w:hint="eastAsia" w:ascii="Times New Roman" w:hAnsi="Times New Roman" w:eastAsia="FangSong" w:cs="Times New Roman"/>
-        </w:rPr>
-        <w:t>上层为紫色</w:t>
-      </w:r>
-      <w:r>
-        <w:rPr>
-          <w:rFonts w:hint="eastAsia" w:ascii="Times New Roman" w:hAnsi="Times New Roman" w:eastAsia="Times New Roman" w:cs="Times New Roman"/>
-        </w:rPr>
-        <w:t>，</w:t>
-      </w:r>
-      <w:r>
-        <w:rPr>
-          <w:rFonts w:hint="eastAsia" w:ascii="Times New Roman" w:hAnsi="Times New Roman" w:eastAsia="FangSong" w:cs="Times New Roman"/>
-        </w:rPr>
-        <w:t>下层为蓝色</w:t>
-      </w:r>
-      <w:r>
-        <w:rPr>
-          <w:rFonts w:ascii="Times New Roman" w:hAnsi="Times New Roman" w:eastAsia="Times New Roman" w:cs="Times New Roman"/>
-        </w:rPr>
-        <w:t xml:space="preserve"> </w:t>
-      </w:r>
-    </w:p>
-    <w:p>
-      <w:pPr>
-        <w:pStyle w:val="FirstParagraph"/>
-        <w:ind w:left="480" w:hanging="480"/>
-        <w:spacing w:before="0" w:after="180"/>
       </w:pPr>
       <w:r>
         <w:rPr>
@@ -19077,7 +19125,7 @@
     <ns0:rPr>
       <ns0:rFonts ns0:ascii="Times New Roman" ns0:cs="Times New Roman" ns0:eastAsia="SimHei" ns0:hAnsi="Times New Roman"/>
       <ns0:b/>
-      <ns0:color ns0:val="17324D"/>
+      <ns0:color ns0:val="000000"/>
       <ns0:sz ns0:val="44"/>
       <ns0:szCs ns0:val="56"/>
     </ns0:rPr>
@@ -19219,7 +19267,7 @@
     <ns0:rPr>
       <ns0:rFonts ns0:ascii="Times New Roman" ns0:cs="Times New Roman" ns0:eastAsia="SimHei" ns0:hAnsi="Times New Roman"/>
       <ns0:b/>
-      <ns0:color ns0:val="17324D"/>
+      <ns0:color ns0:val="000000"/>
       <ns0:sz ns0:val="32"/>
       <ns0:szCs ns0:val="40"/>
     </ns0:rPr>
@@ -19243,7 +19291,7 @@
     <ns0:rPr>
       <ns0:rFonts ns0:ascii="Times New Roman" ns0:cs="Times New Roman" ns0:eastAsia="SimHei" ns0:hAnsi="Times New Roman"/>
       <ns0:b/>
-      <ns0:color ns0:val="17324D"/>
+      <ns0:color ns0:val="000000"/>
       <ns0:sz ns0:val="28"/>
       <ns0:szCs ns0:val="32"/>
     </ns0:rPr>
@@ -19267,7 +19315,7 @@
     <ns0:rPr>
       <ns0:rFonts ns0:ascii="Times New Roman" ns0:cs="Times New Roman" ns0:eastAsia="SimHei" ns0:hAnsi="Times New Roman"/>
       <ns0:b/>
-      <ns0:color ns0:val="17324D"/>
+      <ns0:color ns0:val="000000"/>
       <ns0:sz ns0:val="25"/>
       <ns0:szCs ns0:val="28"/>
     </ns0:rPr>
